--- a/cas-dc-template-main-highlights.docx
+++ b/cas-dc-template-main-highlights.docx
@@ -45,7 +45,6 @@
 <w:styles xmlns:w="http://schemas.openxmlformats.org/wordprocessingml/2006/main">
   <w:style w:type="paragraph" w:default="1" w:styleId="Normal">
     <w:name w:val="Normal"/>
-    <w:qFormat/>
   </w:style>
   <w:style w:type="paragraph" w:styleId="Title">
     <w:name w:val="Title"/>

--- a/cas-dc-template-main-highlights.docx
+++ b/cas-dc-template-main-highlights.docx
@@ -45,6 +45,7 @@
 <w:styles xmlns:w="http://schemas.openxmlformats.org/wordprocessingml/2006/main">
   <w:style w:type="paragraph" w:default="1" w:styleId="Normal">
     <w:name w:val="Normal"/>
+    <w:qFormat/>
   </w:style>
   <w:style w:type="paragraph" w:styleId="Title">
     <w:name w:val="Title"/>
